--- a/CS410_Final_Report_sl251.docx
+++ b/CS410_Final_Report_sl251.docx
@@ -2238,7 +2238,7 @@
     <w:p>
       <w:pPr>
         <w:rPr>
-          <w:rFonts w:eastAsia="맑은 고딕" w:hint="eastAsia"/>
+          <w:rFonts w:eastAsia="맑은 고딕"/>
           <w:b/>
           <w:bCs/>
           <w:lang w:eastAsia="ko-KR"/>
@@ -2312,7 +2312,7 @@
     <w:p>
       <w:pPr>
         <w:rPr>
-          <w:rFonts w:eastAsia="맑은 고딕" w:hint="eastAsia"/>
+          <w:rFonts w:eastAsia="맑은 고딕"/>
           <w:lang w:eastAsia="ko-KR"/>
         </w:rPr>
       </w:pPr>
@@ -2813,7 +2813,7 @@
         </w:rPr>
         <w:lastRenderedPageBreak/>
         <w:pict w14:anchorId="7F060401">
-          <v:rect id="_x0000_i1055" style="width:0;height:3pt" o:hralign="center" o:hrstd="t" o:hr="t" fillcolor="#a0a0a0" stroked="f"/>
+          <v:rect id="_x0000_i1025" style="width:0;height:3pt" o:hralign="center" o:hrstd="t" o:hr="t" fillcolor="#a0a0a0" stroked="f"/>
         </w:pict>
       </w:r>
     </w:p>
@@ -2940,7 +2940,7 @@
           <w:lang w:eastAsia="ko-KR"/>
         </w:rPr>
         <w:pict w14:anchorId="24D49CBE">
-          <v:rect id="_x0000_i1056" style="width:0;height:3pt" o:hralign="center" o:hrstd="t" o:hr="t" fillcolor="#a0a0a0" stroked="f"/>
+          <v:rect id="_x0000_i1026" style="width:0;height:3pt" o:hralign="center" o:hrstd="t" o:hr="t" fillcolor="#a0a0a0" stroked="f"/>
         </w:pict>
       </w:r>
     </w:p>
@@ -3067,7 +3067,7 @@
           <w:lang w:eastAsia="ko-KR"/>
         </w:rPr>
         <w:pict w14:anchorId="0B8DDA9A">
-          <v:rect id="_x0000_i1057" style="width:0;height:3pt" o:hralign="center" o:hrstd="t" o:hr="t" fillcolor="#a0a0a0" stroked="f"/>
+          <v:rect id="_x0000_i1027" style="width:0;height:3pt" o:hralign="center" o:hrstd="t" o:hr="t" fillcolor="#a0a0a0" stroked="f"/>
         </w:pict>
       </w:r>
     </w:p>
@@ -3194,7 +3194,7 @@
           <w:lang w:eastAsia="ko-KR"/>
         </w:rPr>
         <w:pict w14:anchorId="5C07F48D">
-          <v:rect id="_x0000_i1058" style="width:0;height:3pt" o:hralign="center" o:hrstd="t" o:hr="t" fillcolor="#a0a0a0" stroked="f"/>
+          <v:rect id="_x0000_i1028" style="width:0;height:3pt" o:hralign="center" o:hrstd="t" o:hr="t" fillcolor="#a0a0a0" stroked="f"/>
         </w:pict>
       </w:r>
     </w:p>
@@ -3321,7 +3321,7 @@
           <w:lang w:eastAsia="ko-KR"/>
         </w:rPr>
         <w:pict w14:anchorId="383D9E50">
-          <v:rect id="_x0000_i1059" style="width:0;height:3pt" o:hralign="center" o:hrstd="t" o:hr="t" fillcolor="#a0a0a0" stroked="f"/>
+          <v:rect id="_x0000_i1029" style="width:0;height:3pt" o:hralign="center" o:hrstd="t" o:hr="t" fillcolor="#a0a0a0" stroked="f"/>
         </w:pict>
       </w:r>
     </w:p>
@@ -3433,7 +3433,7 @@
     <w:p>
       <w:pPr>
         <w:rPr>
-          <w:rFonts w:eastAsia="맑은 고딕" w:hint="eastAsia"/>
+          <w:rFonts w:eastAsia="맑은 고딕"/>
           <w:lang w:eastAsia="ko-KR"/>
         </w:rPr>
       </w:pPr>
@@ -5370,6 +5370,7 @@
   <w:style w:type="character" w:default="1" w:styleId="DefaultParagraphFont">
     <w:name w:val="Default Paragraph Font"/>
     <w:uiPriority w:val="1"/>
+    <w:semiHidden/>
     <w:unhideWhenUsed/>
   </w:style>
   <w:style w:type="table" w:default="1" w:styleId="TableNormal">
